--- a/templates/dohoda_o_vykonu_sluzby_z_jineho_mista.docx
+++ b/templates/dohoda_o_vykonu_sluzby_z_jineho_mista.docx
@@ -63,11 +63,10 @@
       <w:r>
         <w:rPr>
           <w:rFonts w:ascii="Arial" w:hAnsi="Arial" w:cs="Arial"/>
-          <w:color w:val="FF0000"/>
           <w:sz w:val="18"/>
           <w:szCs w:val="18"/>
         </w:rPr>
-        <w:t xml:space="preserve"> DESU</w:t>
+        <w:t xml:space="preserve"> {{cj_b}}</w:t>
       </w:r>
     </w:p>
     <w:p>

--- a/templates/dohoda_o_vykonu_sluzby_z_jineho_mista.docx
+++ b/templates/dohoda_o_vykonu_sluzby_z_jineho_mista.docx
@@ -46,7 +46,6 @@
         <w:jc w:val="right"/>
         <w:rPr>
           <w:rFonts w:ascii="Arial" w:hAnsi="Arial" w:cs="Arial"/>
-          <w:color w:val="FF0000"/>
           <w:sz w:val="18"/>
           <w:szCs w:val="18"/>
         </w:rPr>
@@ -54,7 +53,6 @@
       <w:r>
         <w:rPr>
           <w:rFonts w:ascii="Arial" w:hAnsi="Arial" w:cs="Arial"/>
-          <w:color w:val="FF0000"/>
           <w:sz w:val="18"/>
           <w:szCs w:val="18"/>
         </w:rPr>
